--- a/Krish_Mistry_Resume.docx
+++ b/Krish_Mistry_Resume.docx
@@ -391,114 +391,34 @@
         </w:tabs>
         <w:spacing w:before="130" w:after="30"/>
       </w:pPr>
+      <w:r>
+        <w:t>ImpactGlobe   ( Next.js · TypeScript · Three.js · Firebase · Gemini AI · Vercel )</w:t>
+        <w:tab/>
+        <w:t xml:space="preserve"> 2026</w:t>
+      </w:r>
+    </w:p>
+    <w:p>
+      <w:pPr>
+        <w:pStyle w:val="ListParagraph"/>
+        <w:numPr>
+          <w:ilvl w:val="0"/>
+          <w:numId w:val="2"/>
+        </w:numPr>
+        <w:spacing w:before="28" w:after="28"/>
+      </w:pPr>
+      <w:r>
+        <w:t>Engineered a real-time geop</w:t>
+      </w:r>
+      <w:r>
+        <w:t>olitical and financial intelligence dashboard on a 3D interactive globe (Three.js + Leaflet) with 7 live environmental overlays — earthquakes, wildfires, AQI, and wind — via Open-</w:t>
+      </w:r>
       <w:proofErr w:type="spellStart"/>
       <w:r>
-        <w:rPr>
-          <w:b/>
-          <w:bCs/>
-          <w:sz w:val="22"/>
-          <w:szCs w:val="22"/>
-        </w:rPr>
-        <w:t>ImpactGlobe</w:t>
+        <w:t>Meteo</w:t>
       </w:r>
       <w:proofErr w:type="spellEnd"/>
-      <w:proofErr w:type="gramStart"/>
-      <w:r>
-        <w:rPr>
-          <w:color w:val="444444"/>
-        </w:rPr>
-        <w:t xml:space="preserve">  </w:t>
-      </w:r>
-      <w:r>
-        <w:rPr>
-          <w:color w:val="444444"/>
-        </w:rPr>
-        <w:t xml:space="preserve"> (</w:t>
-      </w:r>
-      <w:proofErr w:type="gramEnd"/>
-      <w:r>
-        <w:rPr>
-          <w:color w:val="444444"/>
-        </w:rPr>
-        <w:t xml:space="preserve"> </w:t>
-      </w:r>
-      <w:r>
-        <w:rPr>
-          <w:i/>
-          <w:iCs/>
-          <w:color w:val="444444"/>
-          <w:sz w:val="19"/>
-          <w:szCs w:val="19"/>
-        </w:rPr>
-        <w:t xml:space="preserve">Next.js · TypeScript · Three.js · </w:t>
-      </w:r>
-      <w:proofErr w:type="spellStart"/>
-      <w:r>
-        <w:rPr>
-          <w:i/>
-          <w:iCs/>
-          <w:color w:val="444444"/>
-          <w:sz w:val="19"/>
-          <w:szCs w:val="19"/>
-        </w:rPr>
-        <w:t>Supabase</w:t>
-      </w:r>
-      <w:proofErr w:type="spellEnd"/>
-      <w:r>
-        <w:rPr>
-          <w:i/>
-          <w:iCs/>
-          <w:color w:val="444444"/>
-          <w:sz w:val="19"/>
-          <w:szCs w:val="19"/>
-        </w:rPr>
-        <w:t xml:space="preserve"> · Gemini AI · </w:t>
-      </w:r>
-      <w:proofErr w:type="spellStart"/>
-      <w:r>
-        <w:rPr>
-          <w:i/>
-          <w:iCs/>
-          <w:color w:val="444444"/>
-          <w:sz w:val="19"/>
-          <w:szCs w:val="19"/>
-        </w:rPr>
-        <w:t>Vercel</w:t>
-      </w:r>
-      <w:proofErr w:type="spellEnd"/>
-      <w:r>
-        <w:rPr>
-          <w:i/>
-          <w:iCs/>
-          <w:color w:val="444444"/>
-          <w:sz w:val="19"/>
-          <w:szCs w:val="19"/>
-        </w:rPr>
-        <w:t xml:space="preserve"> )</w:t>
-      </w:r>
-      <w:r>
-        <w:rPr>
-          <w:color w:val="444444"/>
-        </w:rPr>
-        <w:tab/>
-      </w:r>
-      <w:r>
-        <w:rPr>
-          <w:color w:val="444444"/>
-        </w:rPr>
-        <w:t xml:space="preserve"> </w:t>
-      </w:r>
-      <w:r>
-        <w:rPr>
-          <w:color w:val="444444"/>
-        </w:rPr>
-        <w:t>20</w:t>
-      </w:r>
-      <w:r>
-        <w:rPr>
-          <w:color w:val="444444"/>
-        </w:rPr>
-        <w:t>26</w:t>
+      <w:r>
+        <w:t>, USGS, and NASA EONET APIs.</w:t>
       </w:r>
     </w:p>
     <w:p>
@@ -511,61 +431,7 @@
         <w:spacing w:before="28" w:after="28"/>
       </w:pPr>
       <w:r>
-        <w:t>Engineered a real-time geop</w:t>
-      </w:r>
-      <w:r>
-        <w:t>olitical and financial intelligence dashboard on a 3D interactive globe (Three.js + Leaflet) with 7 live environmental overlays — earthquakes, wildfires, AQI, and wind — via Open-</w:t>
-      </w:r>
-      <w:proofErr w:type="spellStart"/>
-      <w:r>
-        <w:t>Meteo</w:t>
-      </w:r>
-      <w:proofErr w:type="spellEnd"/>
-      <w:r>
-        <w:t>, USGS, and NASA EONET APIs.</w:t>
-      </w:r>
-    </w:p>
-    <w:p>
-      <w:pPr>
-        <w:pStyle w:val="ListParagraph"/>
-        <w:numPr>
-          <w:ilvl w:val="0"/>
-          <w:numId w:val="2"/>
-        </w:numPr>
-        <w:spacing w:before="28" w:after="28"/>
-      </w:pPr>
-      <w:r>
-        <w:t>I</w:t>
-      </w:r>
-      <w:r>
-        <w:t>ntegrated Google Gemini 2.0 Flash to auto-</w:t>
-      </w:r>
-      <w:r>
-        <w:t xml:space="preserve">generate structured geopolitical events with forex impact analysis every 4 hours; built live forex panel with Twelve Data API, </w:t>
-      </w:r>
-      <w:proofErr w:type="spellStart"/>
-      <w:r>
-        <w:t>Supabase</w:t>
-      </w:r>
-      <w:proofErr w:type="spellEnd"/>
-      <w:r>
-        <w:t xml:space="preserve"> Realtime push, and automated </w:t>
-      </w:r>
-      <w:proofErr w:type="spellStart"/>
-      <w:r>
-        <w:t>Vercel</w:t>
-      </w:r>
-      <w:proofErr w:type="spellEnd"/>
-      <w:r>
-        <w:t xml:space="preserve"> </w:t>
-      </w:r>
-      <w:proofErr w:type="spellStart"/>
-      <w:r>
-        <w:t>cron</w:t>
-      </w:r>
-      <w:proofErr w:type="spellEnd"/>
-      <w:r>
-        <w:t xml:space="preserve"> jobs.</w:t>
+        <w:t>Integrated Google Gemini 2.0 Flash to auto-generate structured geopolitical events with forex impact analysis every 4 hours; built live forex panel with Twelve Data API, Firebase Realtime Database, and automated Vercel cron jobs.</w:t>
       </w:r>
     </w:p>
     <w:p>
@@ -1069,67 +935,8 @@
         </w:tabs>
         <w:spacing w:before="130" w:after="30"/>
       </w:pPr>
-      <w:proofErr w:type="spellStart"/>
-      <w:r>
-        <w:rPr>
-          <w:b/>
-          <w:bCs/>
-          <w:sz w:val="22"/>
-          <w:szCs w:val="22"/>
-        </w:rPr>
-        <w:t>HeritageGuide</w:t>
-      </w:r>
-      <w:proofErr w:type="spellEnd"/>
-      <w:proofErr w:type="gramStart"/>
-      <w:r>
-        <w:rPr>
-          <w:color w:val="444444"/>
-        </w:rPr>
-        <w:t xml:space="preserve">  </w:t>
-      </w:r>
-      <w:r>
-        <w:rPr>
-          <w:color w:val="444444"/>
-        </w:rPr>
-        <w:t xml:space="preserve"> </w:t>
-      </w:r>
-      <w:r>
-        <w:rPr>
-          <w:color w:val="444444"/>
-        </w:rPr>
-        <w:t>(</w:t>
-      </w:r>
-      <w:proofErr w:type="gramEnd"/>
-      <w:r>
-        <w:rPr>
-          <w:color w:val="444444"/>
-        </w:rPr>
-        <w:t xml:space="preserve"> </w:t>
-      </w:r>
-      <w:r>
-        <w:rPr>
-          <w:i/>
-          <w:iCs/>
-          <w:color w:val="444444"/>
-          <w:sz w:val="19"/>
-          <w:szCs w:val="19"/>
-        </w:rPr>
-        <w:t>Django 5 · Leaflet · OpenStreetMap · Google Maps API · SQLite</w:t>
-      </w:r>
-      <w:r>
-        <w:rPr>
-          <w:i/>
-          <w:iCs/>
-          <w:color w:val="444444"/>
-          <w:sz w:val="19"/>
-          <w:szCs w:val="19"/>
-        </w:rPr>
-        <w:t xml:space="preserve"> )</w:t>
-      </w:r>
-      <w:r>
-        <w:rPr>
-          <w:color w:val="444444"/>
-        </w:rPr>
+      <w:r>
+        <w:t>HeritageGuide   ( Django 5 · Leaflet · OpenStreetMap · Google Maps API · Firebase )</w:t>
         <w:tab/>
         <w:t>2025</w:t>
       </w:r>

--- a/Krish_Mistry_Resume.docx
+++ b/Krish_Mistry_Resume.docx
@@ -29,57 +29,21 @@
           <w:sz w:val="18"/>
           <w:szCs w:val="18"/>
         </w:rPr>
-        <w:t xml:space="preserve">Mumbai, </w:t>
-      </w:r>
-      <w:proofErr w:type="gramStart"/>
+        <w:t>Mumbai, India  |  9619499942  |  mistrykrish2005@gmail.com</w:t>
+      </w:r>
+    </w:p>
+    <w:p>
+      <w:pPr>
+        <w:spacing w:after="20"/>
+        <w:jc w:val="center"/>
+      </w:pPr>
       <w:r>
         <w:rPr>
           <w:color w:val="444444"/>
           <w:sz w:val="18"/>
           <w:szCs w:val="18"/>
         </w:rPr>
-        <w:t>India  |</w:t>
-      </w:r>
-      <w:proofErr w:type="gramEnd"/>
-      <w:r>
-        <w:rPr>
-          <w:color w:val="444444"/>
-          <w:sz w:val="18"/>
-          <w:szCs w:val="18"/>
-        </w:rPr>
-        <w:t xml:space="preserve">  9619499942  |  mistrykrish2005@gmail.com</w:t>
-      </w:r>
-    </w:p>
-    <w:p>
-      <w:pPr>
-        <w:spacing w:after="20"/>
-        <w:jc w:val="center"/>
-      </w:pPr>
-      <w:r>
-        <w:rPr>
-          <w:color w:val="444444"/>
-          <w:sz w:val="18"/>
-          <w:szCs w:val="18"/>
-        </w:rPr>
-        <w:t>linkedin.com/in/krishmistry</w:t>
-      </w:r>
-      <w:proofErr w:type="gramStart"/>
-      <w:r>
-        <w:rPr>
-          <w:color w:val="444444"/>
-          <w:sz w:val="18"/>
-          <w:szCs w:val="18"/>
-        </w:rPr>
-        <w:t>18  |</w:t>
-      </w:r>
-      <w:proofErr w:type="gramEnd"/>
-      <w:r>
-        <w:rPr>
-          <w:color w:val="444444"/>
-          <w:sz w:val="18"/>
-          <w:szCs w:val="18"/>
-        </w:rPr>
-        <w:t xml:space="preserve">  github.com/KrishMistry18  |  portfolio-eta-pied-17.vercel.app</w:t>
+        <w:t>linkedin.com/in/krishmistry18  |  github.com/KrishMistry18  |  portfolio-eta-pied-17.vercel.app</w:t>
       </w:r>
     </w:p>
     <w:p>
@@ -121,33 +85,7 @@
         <w:rPr>
           <w:color w:val="444444"/>
         </w:rPr>
-        <w:t>IT Engineering student at St. Francis Institute of Technology (CGPA: 9.34) with hands-on expertise in full-stack development, AI-driven systems, and cross-platform mobile applications. Delivered 7+ production-grade projects spanning Next.js, Flutter, Tenso</w:t>
-      </w:r>
-      <w:r>
-        <w:rPr>
-          <w:color w:val="444444"/>
-        </w:rPr>
-        <w:t xml:space="preserve">rFlow, and LLM integrations. Recognized with 2nd Prize at Colloquium '25 and experienced in leading teams as NSS Head and </w:t>
-      </w:r>
-      <w:proofErr w:type="spellStart"/>
-      <w:r>
-        <w:rPr>
-          <w:color w:val="444444"/>
-        </w:rPr>
-        <w:t>Ideathon</w:t>
-      </w:r>
-      <w:proofErr w:type="spellEnd"/>
-      <w:r>
-        <w:rPr>
-          <w:color w:val="444444"/>
-        </w:rPr>
-        <w:t xml:space="preserve"> Organizer for 100+ participants. Seeking to apply technical depth and leadership skills in a challenging internship or collab</w:t>
-      </w:r>
-      <w:r>
-        <w:rPr>
-          <w:color w:val="444444"/>
-        </w:rPr>
-        <w:t>orative role.</w:t>
+        <w:t>IT Engineering student at St. Francis Institute of Technology (CGPA: 9.34) with hands-on expertise in full-stack development, AI-driven systems, and cross-platform mobile applications. Delivered 7+ production-grade projects spanning Next.js, Flutter, TensorFlow, and LLM integrations. Recognized with 2nd Prize at Colloquium '25 and experienced in leading teams as NSS Head and Ideathon Organizer for 100+ participants. Seeking to apply technical depth and leadership skills in a challenging internship or collaborative role.</w:t>
       </w:r>
     </w:p>
     <w:p>
@@ -206,30 +144,71 @@
         <w:rPr>
           <w:color w:val="000000"/>
         </w:rPr>
-        <w:t xml:space="preserve">St. Francis Institute of </w:t>
-      </w:r>
-      <w:proofErr w:type="gramStart"/>
+        <w:t xml:space="preserve">St. Francis Institute of Technology </w:t>
+      </w:r>
+      <w:r>
+        <w:t xml:space="preserve"> </w:t>
+      </w:r>
       <w:r>
         <w:rPr>
           <w:color w:val="000000"/>
         </w:rPr>
-        <w:t xml:space="preserve">Technology </w:t>
+        <w:t>(2023–2027)  CGPA: 9.34 (Average)</w:t>
+      </w:r>
+    </w:p>
+    <w:p>
+      <w:pPr>
+        <w:pStyle w:val="ListParagraph"/>
+        <w:numPr>
+          <w:ilvl w:val="0"/>
+          <w:numId w:val="3"/>
+        </w:numPr>
+        <w:spacing w:before="30" w:after="30"/>
+      </w:pPr>
+      <w:r>
+        <w:rPr>
+          <w:b/>
+          <w:bCs/>
+          <w:color w:val="000000"/>
+        </w:rPr>
+        <w:t>Higher Secondary (Class XII)</w:t>
+      </w:r>
+      <w:r>
+        <w:rPr>
+          <w:b/>
+          <w:bCs/>
+        </w:rPr>
+        <w:t>:</w:t>
       </w:r>
       <w:r>
         <w:t xml:space="preserve"> </w:t>
       </w:r>
       <w:r>
+        <w:br/>
+      </w:r>
+      <w:r>
         <w:rPr>
           <w:color w:val="000000"/>
         </w:rPr>
-        <w:t>(</w:t>
-      </w:r>
-      <w:proofErr w:type="gramEnd"/>
+        <w:t>Mother Mary's Junior College, HSC Board (2023)  Scored 76%</w:t>
+      </w:r>
+      <w:r>
+        <w:t xml:space="preserve"> |</w:t>
+      </w:r>
       <w:r>
         <w:rPr>
           <w:color w:val="000000"/>
         </w:rPr>
-        <w:t>2023–2027)  CGPA: 9.34 (Average)</w:t>
+        <w:t xml:space="preserve"> </w:t>
+      </w:r>
+      <w:r>
+        <w:t>Active</w:t>
+      </w:r>
+      <w:r>
+        <w:rPr>
+          <w:color w:val="000000"/>
+        </w:rPr>
+        <w:t xml:space="preserve"> in chess and carrom competitions</w:t>
       </w:r>
     </w:p>
     <w:p>
@@ -247,110 +226,27 @@
           <w:bCs/>
           <w:color w:val="000000"/>
         </w:rPr>
-        <w:t>Higher Secondary (Class XII)</w:t>
-      </w:r>
-      <w:r>
-        <w:rPr>
-          <w:b/>
-          <w:bCs/>
-        </w:rPr>
-        <w:t>:</w:t>
-      </w:r>
-      <w:r>
-        <w:t xml:space="preserve"> </w:t>
-      </w:r>
-      <w:r>
+        <w:t>Secondary School (Class X)</w:t>
+      </w:r>
+      <w:r>
+        <w:rPr>
+          <w:b/>
+          <w:bCs/>
+        </w:rPr>
+        <w:t xml:space="preserve">: </w:t>
+      </w:r>
+      <w:r>
+        <w:rPr>
+          <w:b/>
+          <w:bCs/>
+        </w:rPr>
         <w:br/>
       </w:r>
       <w:r>
         <w:rPr>
           <w:color w:val="000000"/>
         </w:rPr>
-        <w:t>Mother Mary's Junior College, HSC Board (2023</w:t>
-      </w:r>
-      <w:proofErr w:type="gramStart"/>
-      <w:r>
-        <w:rPr>
-          <w:color w:val="000000"/>
-        </w:rPr>
-        <w:t>)  Scored</w:t>
-      </w:r>
-      <w:proofErr w:type="gramEnd"/>
-      <w:r>
-        <w:rPr>
-          <w:color w:val="000000"/>
-        </w:rPr>
-        <w:t xml:space="preserve"> 76%</w:t>
-      </w:r>
-      <w:r>
-        <w:t xml:space="preserve"> |</w:t>
-      </w:r>
-      <w:r>
-        <w:rPr>
-          <w:color w:val="000000"/>
-        </w:rPr>
-        <w:t xml:space="preserve"> </w:t>
-      </w:r>
-      <w:r>
-        <w:t>Active</w:t>
-      </w:r>
-      <w:r>
-        <w:rPr>
-          <w:color w:val="000000"/>
-        </w:rPr>
-        <w:t xml:space="preserve"> in chess and carrom competitions</w:t>
-      </w:r>
-    </w:p>
-    <w:p>
-      <w:pPr>
-        <w:pStyle w:val="ListParagraph"/>
-        <w:numPr>
-          <w:ilvl w:val="0"/>
-          <w:numId w:val="3"/>
-        </w:numPr>
-        <w:spacing w:before="30" w:after="30"/>
-      </w:pPr>
-      <w:r>
-        <w:rPr>
-          <w:b/>
-          <w:bCs/>
-          <w:color w:val="000000"/>
-        </w:rPr>
-        <w:t>Secondary School (Class X)</w:t>
-      </w:r>
-      <w:r>
-        <w:rPr>
-          <w:b/>
-          <w:bCs/>
-        </w:rPr>
-        <w:t xml:space="preserve">: </w:t>
-      </w:r>
-      <w:r>
-        <w:rPr>
-          <w:b/>
-          <w:bCs/>
-        </w:rPr>
-        <w:br/>
-      </w:r>
-      <w:r>
-        <w:rPr>
-          <w:color w:val="000000"/>
-        </w:rPr>
-        <w:t>Mother Mary's High School, SSC Board (2021</w:t>
-      </w:r>
-      <w:proofErr w:type="gramStart"/>
-      <w:r>
-        <w:rPr>
-          <w:color w:val="000000"/>
-        </w:rPr>
-        <w:t>)  Scored</w:t>
-      </w:r>
-      <w:proofErr w:type="gramEnd"/>
-      <w:r>
-        <w:rPr>
-          <w:color w:val="000000"/>
-        </w:rPr>
-        <w:t xml:space="preserve"> 90% </w:t>
+        <w:t xml:space="preserve">Mother Mary's High School, SSC Board (2021)  Scored 90% </w:t>
       </w:r>
       <w:r>
         <w:t xml:space="preserve">| </w:t>
@@ -392,7 +288,16 @@
         <w:spacing w:before="130" w:after="30"/>
       </w:pPr>
       <w:r>
-        <w:t>ImpactGlobe   ( Next.js · TypeScript · Three.js · Firebase · Gemini AI · Vercel )</w:t>
+        <w:rPr>
+          <w:b/>
+          <w:bCs/>
+        </w:rPr>
+        <w:t>ImpactGlobe</w:t>
+      </w:r>
+      <w:r>
+        <w:t xml:space="preserve">   ( Next.js · TypeScript · Three.js · Firebase · Gemini AI · Vercel )</w:t>
+      </w:r>
+      <w:r>
         <w:tab/>
         <w:t xml:space="preserve"> 2026</w:t>
       </w:r>
@@ -407,18 +312,7 @@
         <w:spacing w:before="28" w:after="28"/>
       </w:pPr>
       <w:r>
-        <w:t>Engineered a real-time geop</w:t>
-      </w:r>
-      <w:r>
-        <w:t>olitical and financial intelligence dashboard on a 3D interactive globe (Three.js + Leaflet) with 7 live environmental overlays — earthquakes, wildfires, AQI, and wind — via Open-</w:t>
-      </w:r>
-      <w:proofErr w:type="spellStart"/>
-      <w:r>
-        <w:t>Meteo</w:t>
-      </w:r>
-      <w:proofErr w:type="spellEnd"/>
-      <w:r>
-        <w:t>, USGS, and NASA EONET APIs.</w:t>
+        <w:t>Engineered a real-time geopolitical and financial intelligence dashboard on a 3D interactive globe (Three.js + Leaflet) with 7 live environmental overlays — earthquakes, wildfires, AQI, and wind — via Open-Meteo, USGS, and NASA EONET APIs.</w:t>
       </w:r>
     </w:p>
     <w:p>
@@ -441,8 +335,6 @@
         </w:tabs>
         <w:spacing w:before="130" w:after="30"/>
       </w:pPr>
-      <w:proofErr w:type="spellStart"/>
-      <w:proofErr w:type="gramStart"/>
       <w:r>
         <w:rPr>
           <w:b/>
@@ -452,7 +344,6 @@
         </w:rPr>
         <w:t>HemiSphere</w:t>
       </w:r>
-      <w:proofErr w:type="spellEnd"/>
       <w:r>
         <w:rPr>
           <w:color w:val="444444"/>
@@ -465,7 +356,6 @@
         </w:rPr>
         <w:t>(</w:t>
       </w:r>
-      <w:proofErr w:type="gramEnd"/>
       <w:r>
         <w:rPr>
           <w:color w:val="444444"/>
@@ -497,13 +387,7 @@
           <w:color w:val="444444"/>
         </w:rPr>
         <w:tab/>
-        <w:t>20</w:t>
-      </w:r>
-      <w:r>
-        <w:rPr>
-          <w:color w:val="444444"/>
-        </w:rPr>
-        <w:t>26</w:t>
+        <w:t>2026</w:t>
       </w:r>
     </w:p>
     <w:p>
@@ -516,15 +400,7 @@
         <w:spacing w:before="28" w:after="28"/>
       </w:pPr>
       <w:r>
-        <w:t xml:space="preserve">Developed a cross-platform smart community mobile app (Android/iOS) using Flutter and Firebase </w:t>
-      </w:r>
-      <w:proofErr w:type="spellStart"/>
-      <w:r>
-        <w:t>Firestore</w:t>
-      </w:r>
-      <w:proofErr w:type="spellEnd"/>
-      <w:r>
-        <w:t xml:space="preserve"> for neighbourhood safety monitoring, resource sharing, and incident reporting.</w:t>
+        <w:t>Developed a cross-platform smart community mobile app (Android/iOS) using Flutter and Firebase Firestore for neighbourhood safety monitoring, resource sharing, and incident reporting.</w:t>
       </w:r>
     </w:p>
     <w:p>
@@ -547,7 +423,6 @@
         </w:tabs>
         <w:spacing w:before="130" w:after="30"/>
       </w:pPr>
-      <w:proofErr w:type="spellStart"/>
       <w:r>
         <w:rPr>
           <w:b/>
@@ -557,19 +432,11 @@
         </w:rPr>
         <w:t>ChessAnalyzer</w:t>
       </w:r>
-      <w:proofErr w:type="spellEnd"/>
-      <w:proofErr w:type="gramStart"/>
-      <w:r>
-        <w:rPr>
-          <w:color w:val="444444"/>
-        </w:rPr>
-        <w:t xml:space="preserve">  </w:t>
-      </w:r>
-      <w:r>
-        <w:rPr>
-          <w:color w:val="444444"/>
-        </w:rPr>
-        <w:t xml:space="preserve"> </w:t>
+      <w:r>
+        <w:rPr>
+          <w:color w:val="444444"/>
+        </w:rPr>
+        <w:t xml:space="preserve">   </w:t>
       </w:r>
       <w:r>
         <w:rPr>
@@ -577,7 +444,6 @@
         </w:rPr>
         <w:t>(</w:t>
       </w:r>
-      <w:proofErr w:type="gramEnd"/>
       <w:r>
         <w:rPr>
           <w:color w:val="444444"/>
@@ -592,7 +458,7 @@
           <w:sz w:val="19"/>
           <w:szCs w:val="19"/>
         </w:rPr>
-        <w:t>Next.js 15 · TypeScript · R</w:t>
+        <w:t>Next.js 15 · TypeScript · React 18 · Stockfish WASM · MUI · Jotai</w:t>
       </w:r>
       <w:r>
         <w:rPr>
@@ -602,48 +468,6 @@
           <w:sz w:val="19"/>
           <w:szCs w:val="19"/>
         </w:rPr>
-        <w:t>eact 18 · Stockfish WASM</w:t>
-      </w:r>
-      <w:r>
-        <w:rPr>
-          <w:i/>
-          <w:iCs/>
-          <w:color w:val="444444"/>
-          <w:sz w:val="19"/>
-          <w:szCs w:val="19"/>
-        </w:rPr>
-        <w:t xml:space="preserve"> · MUI · </w:t>
-      </w:r>
-      <w:proofErr w:type="spellStart"/>
-      <w:r>
-        <w:rPr>
-          <w:i/>
-          <w:iCs/>
-          <w:color w:val="444444"/>
-          <w:sz w:val="19"/>
-          <w:szCs w:val="19"/>
-        </w:rPr>
-        <w:t>Jota</w:t>
-      </w:r>
-      <w:r>
-        <w:rPr>
-          <w:i/>
-          <w:iCs/>
-          <w:color w:val="444444"/>
-          <w:sz w:val="19"/>
-          <w:szCs w:val="19"/>
-        </w:rPr>
-        <w:t>i</w:t>
-      </w:r>
-      <w:proofErr w:type="spellEnd"/>
-      <w:r>
-        <w:rPr>
-          <w:i/>
-          <w:iCs/>
-          <w:color w:val="444444"/>
-          <w:sz w:val="19"/>
-          <w:szCs w:val="19"/>
-        </w:rPr>
         <w:t xml:space="preserve"> )</w:t>
       </w:r>
       <w:r>
@@ -677,10 +501,7 @@
         <w:spacing w:before="28" w:after="28"/>
       </w:pPr>
       <w:r>
-        <w:t xml:space="preserve">Deployed Stockfish </w:t>
-      </w:r>
-      <w:r>
-        <w:t>as a client-side WASM engine with graceful thread degradation, 40+ piece set themes, SAN move list, and zero backend dependency for analysis.</w:t>
+        <w:t>Deployed Stockfish as a client-side WASM engine with graceful thread degradation, 40+ piece set themes, SAN move list, and zero backend dependency for analysis.</w:t>
       </w:r>
     </w:p>
     <w:p>
@@ -690,91 +511,17 @@
         </w:tabs>
         <w:spacing w:before="130" w:after="30"/>
       </w:pPr>
-      <w:proofErr w:type="spellStart"/>
-      <w:r>
-        <w:rPr>
-          <w:b/>
-          <w:bCs/>
-          <w:sz w:val="22"/>
-          <w:szCs w:val="22"/>
-        </w:rPr>
-        <w:t>AyurWell</w:t>
-      </w:r>
-      <w:proofErr w:type="spellEnd"/>
-      <w:r>
-        <w:rPr>
-          <w:color w:val="444444"/>
-        </w:rPr>
-        <w:t xml:space="preserve"> </w:t>
-      </w:r>
-      <w:proofErr w:type="gramStart"/>
-      <w:r>
-        <w:rPr>
-          <w:color w:val="444444"/>
-        </w:rPr>
-        <w:t xml:space="preserve"> </w:t>
-      </w:r>
-      <w:r>
-        <w:rPr>
-          <w:color w:val="444444"/>
-        </w:rPr>
-        <w:t xml:space="preserve"> </w:t>
-      </w:r>
-      <w:r>
-        <w:rPr>
-          <w:color w:val="444444"/>
-        </w:rPr>
-        <w:t xml:space="preserve"> </w:t>
-      </w:r>
-      <w:r>
-        <w:rPr>
-          <w:color w:val="444444"/>
-        </w:rPr>
-        <w:t>(</w:t>
-      </w:r>
-      <w:proofErr w:type="gramEnd"/>
-      <w:r>
-        <w:rPr>
-          <w:color w:val="444444"/>
-        </w:rPr>
-        <w:t xml:space="preserve"> </w:t>
-      </w:r>
-      <w:proofErr w:type="spellStart"/>
-      <w:r>
-        <w:rPr>
-          <w:i/>
-          <w:iCs/>
-          <w:color w:val="444444"/>
-          <w:sz w:val="19"/>
-          <w:szCs w:val="19"/>
-        </w:rPr>
-        <w:t>Vite</w:t>
-      </w:r>
-      <w:proofErr w:type="spellEnd"/>
-      <w:r>
-        <w:rPr>
-          <w:i/>
-          <w:iCs/>
-          <w:color w:val="444444"/>
-          <w:sz w:val="19"/>
-          <w:szCs w:val="19"/>
-        </w:rPr>
-        <w:t xml:space="preserve"> · React · TypeScript · Tailwind CSS · Django REST · Token Auth</w:t>
-      </w:r>
-      <w:r>
-        <w:rPr>
-          <w:i/>
-          <w:iCs/>
-          <w:color w:val="444444"/>
-          <w:sz w:val="19"/>
-          <w:szCs w:val="19"/>
-        </w:rPr>
-        <w:t xml:space="preserve"> )</w:t>
-      </w:r>
-      <w:r>
-        <w:rPr>
-          <w:color w:val="444444"/>
-        </w:rPr>
+      <w:r>
+        <w:rPr>
+          <w:b/>
+          <w:bCs/>
+        </w:rPr>
+        <w:t xml:space="preserve">HeritageGuide </w:t>
+      </w:r>
+      <w:r>
+        <w:t xml:space="preserve">  ( Django 5 · Leaflet · OpenStreetMap · Google Maps API · Firebase )</w:t>
+      </w:r>
+      <w:r>
         <w:tab/>
         <w:t>2025</w:t>
       </w:r>
@@ -789,10 +536,7 @@
         <w:spacing w:before="28" w:after="28"/>
       </w:pPr>
       <w:r>
-        <w:t>Designed a personalized Ayur</w:t>
-      </w:r>
-      <w:r>
-        <w:t>vedic wellness platform with dosha assessment, AI-driven seasonal diet plans, and progress analytics tracking energy, sleep, and hydration.</w:t>
+        <w:t>Created a Django-powered travel companion with interactive Leaflet + OSM map, smart multi-modal routing (driving/walking/cycling/transit) via Leaflet Routing Machine, and curated POI markers for historic sites.</w:t>
       </w:r>
     </w:p>
     <w:p>
@@ -805,26 +549,160 @@
         <w:spacing w:before="28" w:after="28"/>
       </w:pPr>
       <w:r>
-        <w:t>Built a Django REST Framework backend with token-based authentication, secure signup/login, and activity audit loggi</w:t>
-      </w:r>
-      <w:r>
-        <w:t xml:space="preserve">ng; connected via a </w:t>
-      </w:r>
-      <w:proofErr w:type="spellStart"/>
-      <w:r>
-        <w:t>Vite</w:t>
-      </w:r>
-      <w:proofErr w:type="spellEnd"/>
-      <w:r>
-        <w:t xml:space="preserve"> + React + </w:t>
-      </w:r>
-      <w:proofErr w:type="spellStart"/>
-      <w:r>
-        <w:t>shadcn</w:t>
-      </w:r>
-      <w:proofErr w:type="spellEnd"/>
-      <w:r>
-        <w:t xml:space="preserve"> frontend.</w:t>
+        <w:t>Implemented multi-day itinerary planning, slot-based attraction booking with availability enforcement, and an optional Google Maps upgrade for Place Search and Drawing tools.</w:t>
+      </w:r>
+    </w:p>
+    <w:p>
+      <w:pPr>
+        <w:pBdr>
+          <w:bottom w:val="single" w:sz="8" w:space="2" w:color="1F4E79"/>
+        </w:pBdr>
+        <w:spacing w:before="180" w:after="70"/>
+        <w:rPr>
+          <w:rFonts w:ascii="Times New Roman" w:hAnsi="Times New Roman" w:cs="Times New Roman"/>
+        </w:rPr>
+      </w:pPr>
+      <w:r>
+        <w:rPr>
+          <w:rFonts w:ascii="Times New Roman" w:hAnsi="Times New Roman" w:cs="Times New Roman"/>
+          <w:b/>
+          <w:bCs/>
+          <w:color w:val="1F4E79"/>
+          <w:sz w:val="24"/>
+          <w:szCs w:val="24"/>
+        </w:rPr>
+        <w:t>TECHNICAL SKILLS</w:t>
+      </w:r>
+    </w:p>
+    <w:p>
+      <w:pPr>
+        <w:spacing w:before="48" w:after="28"/>
+      </w:pPr>
+      <w:r>
+        <w:rPr>
+          <w:b/>
+          <w:bCs/>
+        </w:rPr>
+        <w:t xml:space="preserve">Languages: </w:t>
+      </w:r>
+      <w:r>
+        <w:rPr>
+          <w:color w:val="444444"/>
+        </w:rPr>
+        <w:t>Python, Java, C, C++, JavaScript, TypeScript, Dart, SQL, HTML, CSS</w:t>
+      </w:r>
+    </w:p>
+    <w:p>
+      <w:pPr>
+        <w:spacing w:before="48" w:after="28"/>
+      </w:pPr>
+      <w:r>
+        <w:rPr>
+          <w:b/>
+          <w:bCs/>
+        </w:rPr>
+        <w:t xml:space="preserve">Frameworks &amp; Libraries: </w:t>
+      </w:r>
+      <w:r>
+        <w:rPr>
+          <w:color w:val="444444"/>
+        </w:rPr>
+        <w:t>Next.js, React.js, Django, Flutter, TensorFlow, Three.js, Leaflet, Tailwind CSS, Vite</w:t>
+      </w:r>
+    </w:p>
+    <w:p>
+      <w:pPr>
+        <w:spacing w:before="48" w:after="28"/>
+      </w:pPr>
+      <w:r>
+        <w:rPr>
+          <w:b/>
+          <w:bCs/>
+        </w:rPr>
+        <w:t xml:space="preserve">Databases &amp; Cloud: </w:t>
+      </w:r>
+      <w:r>
+        <w:rPr>
+          <w:color w:val="444444"/>
+        </w:rPr>
+        <w:t>Supabase (PostgreSQL), Firebase Firestore, MySQL, MongoDB, Redis, Vercel</w:t>
+      </w:r>
+    </w:p>
+    <w:p>
+      <w:pPr>
+        <w:spacing w:before="48" w:after="28"/>
+      </w:pPr>
+      <w:r>
+        <w:rPr>
+          <w:b/>
+          <w:bCs/>
+        </w:rPr>
+        <w:t xml:space="preserve">Tools &amp; Platforms: </w:t>
+      </w:r>
+      <w:r>
+        <w:rPr>
+          <w:color w:val="444444"/>
+        </w:rPr>
+        <w:t>Git, GitHub, Android Studio, REST APIs, Docker, Postman</w:t>
+      </w:r>
+    </w:p>
+    <w:p>
+      <w:pPr>
+        <w:spacing w:before="48" w:after="28"/>
+      </w:pPr>
+      <w:r>
+        <w:rPr>
+          <w:b/>
+          <w:bCs/>
+        </w:rPr>
+        <w:t xml:space="preserve">AI / ML: </w:t>
+      </w:r>
+      <w:r>
+        <w:rPr>
+          <w:color w:val="444444"/>
+        </w:rPr>
+        <w:t>Google Gemini 2.0 Flash, MobileNetV3 CNN (Transfer Learning), Heuristic Regression</w:t>
+      </w:r>
+    </w:p>
+    <w:p>
+      <w:pPr>
+        <w:spacing w:before="48" w:after="28"/>
+      </w:pPr>
+      <w:r>
+        <w:rPr>
+          <w:b/>
+          <w:bCs/>
+        </w:rPr>
+        <w:t xml:space="preserve">Soft Skills: </w:t>
+      </w:r>
+      <w:r>
+        <w:rPr>
+          <w:color w:val="444444"/>
+        </w:rPr>
+        <w:t>Leadership, Problem-Solving, Teamwork, Communication, Time Management, Event Organization</w:t>
+      </w:r>
+    </w:p>
+    <w:p>
+      <w:pPr>
+        <w:pBdr>
+          <w:bottom w:val="single" w:sz="8" w:space="2" w:color="1F4E79"/>
+        </w:pBdr>
+        <w:spacing w:before="180" w:after="70"/>
+        <w:rPr>
+          <w:rFonts w:ascii="Times New Roman" w:hAnsi="Times New Roman" w:cs="Times New Roman"/>
+        </w:rPr>
+      </w:pPr>
+      <w:r>
+        <w:rPr>
+          <w:rFonts w:ascii="Times New Roman" w:hAnsi="Times New Roman" w:cs="Times New Roman"/>
+          <w:b/>
+          <w:bCs/>
+          <w:color w:val="1F4E79"/>
+          <w:sz w:val="24"/>
+          <w:szCs w:val="24"/>
+        </w:rPr>
+        <w:lastRenderedPageBreak/>
+        <w:t>LEADERSHIP &amp; EXTRACURRICULAR</w:t>
       </w:r>
     </w:p>
     <w:p>
@@ -834,7 +712,6 @@
         </w:tabs>
         <w:spacing w:before="130" w:after="30"/>
       </w:pPr>
-      <w:proofErr w:type="spellStart"/>
       <w:r>
         <w:rPr>
           <w:b/>
@@ -842,61 +719,39 @@
           <w:sz w:val="22"/>
           <w:szCs w:val="22"/>
         </w:rPr>
-        <w:t>EduCycle</w:t>
-      </w:r>
-      <w:proofErr w:type="spellEnd"/>
-      <w:proofErr w:type="gramStart"/>
-      <w:r>
-        <w:rPr>
-          <w:color w:val="444444"/>
-        </w:rPr>
-        <w:t xml:space="preserve">  </w:t>
-      </w:r>
-      <w:r>
-        <w:rPr>
-          <w:color w:val="444444"/>
-        </w:rPr>
-        <w:t xml:space="preserve"> </w:t>
-      </w:r>
-      <w:r>
-        <w:rPr>
-          <w:color w:val="444444"/>
-        </w:rPr>
-        <w:t>(</w:t>
-      </w:r>
-      <w:proofErr w:type="gramEnd"/>
-      <w:r>
-        <w:rPr>
-          <w:color w:val="444444"/>
-        </w:rPr>
-        <w:t xml:space="preserve"> </w:t>
+        <w:t>Head of NSS (National Service Scheme)</w:t>
+      </w:r>
+      <w:r>
+        <w:rPr>
+          <w:color w:val="444444"/>
+        </w:rPr>
+        <w:t xml:space="preserve">  —  </w:t>
       </w:r>
       <w:r>
         <w:rPr>
           <w:i/>
           <w:iCs/>
           <w:color w:val="444444"/>
-          <w:sz w:val="19"/>
-          <w:szCs w:val="19"/>
-        </w:rPr>
-        <w:t>Django REST · React.js · PostgreSQL · Redis · Stripe</w:t>
-      </w:r>
-      <w:r>
-        <w:rPr>
-          <w:i/>
-          <w:iCs/>
-          <w:color w:val="444444"/>
-          <w:sz w:val="19"/>
-          <w:szCs w:val="19"/>
-        </w:rPr>
-        <w:t xml:space="preserve"> )</w:t>
+        </w:rPr>
+        <w:t>St. Francis Institute of Technology</w:t>
       </w:r>
       <w:r>
         <w:rPr>
           <w:color w:val="444444"/>
         </w:rPr>
         <w:tab/>
-        <w:t>2025</w:t>
+      </w:r>
+      <w:r>
+        <w:rPr>
+          <w:color w:val="444444"/>
+        </w:rPr>
+        <w:t xml:space="preserve">  </w:t>
+      </w:r>
+      <w:r>
+        <w:rPr>
+          <w:color w:val="444444"/>
+        </w:rPr>
+        <w:t>2025 – 2026</w:t>
       </w:r>
     </w:p>
     <w:p>
@@ -909,23 +764,7 @@
         <w:spacing w:before="28" w:after="28"/>
       </w:pPr>
       <w:r>
-        <w:t>Developed a full-stack student marketplace with JWT + OAuth2 authentication, 2FA, real-time chat, Stripe payment integration, and an analytics dashboard.</w:t>
-      </w:r>
-    </w:p>
-    <w:p>
-      <w:pPr>
-        <w:pStyle w:val="ListParagraph"/>
-        <w:numPr>
-          <w:ilvl w:val="0"/>
-          <w:numId w:val="2"/>
-        </w:numPr>
-        <w:spacing w:before="28" w:after="28"/>
-      </w:pPr>
-      <w:r>
-        <w:t>Delivered a PWA-enabled app with offline support, Redis caching, advanced search and filter, and a ful</w:t>
-      </w:r>
-      <w:r>
-        <w:t>ly responsive UI.</w:t>
+        <w:t>Spearheaded community service initiatives and coordinated a team of student volunteers across multiple social outreach programs and campus drives.</w:t>
       </w:r>
     </w:p>
     <w:p>
@@ -936,130 +775,40 @@
         <w:spacing w:before="130" w:after="30"/>
       </w:pPr>
       <w:r>
-        <w:t>HeritageGuide   ( Django 5 · Leaflet · OpenStreetMap · Google Maps API · Firebase )</w:t>
-        <w:tab/>
-        <w:t>2025</w:t>
-      </w:r>
-    </w:p>
-    <w:p>
-      <w:pPr>
-        <w:pStyle w:val="ListParagraph"/>
-        <w:numPr>
-          <w:ilvl w:val="0"/>
-          <w:numId w:val="2"/>
-        </w:numPr>
-        <w:spacing w:before="28" w:after="28"/>
-      </w:pPr>
-      <w:r>
-        <w:t>Created a Django-powered travel companion with interactive Leaflet + OSM map, smart multi-modal routing (driving/walking/cycling/transit) via Leaflet Rou</w:t>
-      </w:r>
-      <w:r>
-        <w:t>ting Machine, and curated POI markers for historic sites.</w:t>
-      </w:r>
-    </w:p>
-    <w:p>
-      <w:pPr>
-        <w:pStyle w:val="ListParagraph"/>
-        <w:numPr>
-          <w:ilvl w:val="0"/>
-          <w:numId w:val="2"/>
-        </w:numPr>
-        <w:spacing w:before="28" w:after="28"/>
-      </w:pPr>
-      <w:r>
-        <w:lastRenderedPageBreak/>
-        <w:t>Implemented multi-day itinerary planning, slot-based attraction booking with availability enforcement, and an optional Google Maps upgrade for Place Search and Drawing tools.</w:t>
-      </w:r>
-    </w:p>
-    <w:p>
-      <w:pPr>
-        <w:tabs>
-          <w:tab w:val="right" w:pos="9360"/>
-        </w:tabs>
-        <w:spacing w:before="130" w:after="30"/>
-      </w:pPr>
-      <w:r>
         <w:rPr>
           <w:b/>
           <w:bCs/>
           <w:sz w:val="22"/>
           <w:szCs w:val="22"/>
         </w:rPr>
-        <w:t>Nexus Financial</w:t>
-      </w:r>
-      <w:proofErr w:type="gramStart"/>
-      <w:r>
-        <w:rPr>
-          <w:color w:val="444444"/>
-        </w:rPr>
-        <w:t xml:space="preserve">  </w:t>
-      </w:r>
-      <w:r>
-        <w:rPr>
-          <w:color w:val="444444"/>
-        </w:rPr>
-        <w:t xml:space="preserve"> </w:t>
-      </w:r>
-      <w:r>
-        <w:rPr>
-          <w:color w:val="444444"/>
-        </w:rPr>
-        <w:t>(</w:t>
-      </w:r>
-      <w:proofErr w:type="gramEnd"/>
-      <w:r>
-        <w:rPr>
-          <w:color w:val="444444"/>
-        </w:rPr>
-        <w:t xml:space="preserve"> </w:t>
+        <w:t>Ideathon Organizer</w:t>
+      </w:r>
+      <w:r>
+        <w:rPr>
+          <w:color w:val="444444"/>
+        </w:rPr>
+        <w:t xml:space="preserve">  —  </w:t>
       </w:r>
       <w:r>
         <w:rPr>
           <w:i/>
           <w:iCs/>
           <w:color w:val="444444"/>
-          <w:sz w:val="19"/>
-          <w:szCs w:val="19"/>
-        </w:rPr>
-        <w:t>Jav</w:t>
-      </w:r>
-      <w:r>
-        <w:rPr>
-          <w:i/>
-          <w:iCs/>
-          <w:color w:val="444444"/>
-          <w:sz w:val="19"/>
-          <w:szCs w:val="19"/>
-        </w:rPr>
-        <w:t>a Swing · MySQL</w:t>
-      </w:r>
-      <w:r>
-        <w:rPr>
-          <w:i/>
-          <w:iCs/>
-          <w:color w:val="444444"/>
-          <w:sz w:val="19"/>
-          <w:szCs w:val="19"/>
-        </w:rPr>
-        <w:t xml:space="preserve"> )</w:t>
+        </w:rPr>
+        <w:t>St. Francis Institute of Technology</w:t>
       </w:r>
       <w:r>
         <w:rPr>
           <w:color w:val="444444"/>
         </w:rPr>
         <w:tab/>
-      </w:r>
-      <w:r>
-        <w:rPr>
-          <w:color w:val="444444"/>
-        </w:rPr>
-        <w:t xml:space="preserve">                                                            </w:t>
-      </w:r>
-      <w:r>
-        <w:rPr>
-          <w:color w:val="444444"/>
-        </w:rPr>
-        <w:t>2024</w:t>
+        <w:t>202</w:t>
+      </w:r>
+      <w:r>
+        <w:rPr>
+          <w:color w:val="444444"/>
+        </w:rPr>
+        <w:t>6</w:t>
       </w:r>
     </w:p>
     <w:p>
@@ -1072,7 +821,10 @@
         <w:spacing w:before="28" w:after="28"/>
       </w:pPr>
       <w:r>
-        <w:t>Engineered an ATM-style desktop banking app with 3-step onboarding, card/PIN login, and full ATM operations — deposit, withdrawal, fast cash, balance enquiry, mini statement, and PIN change.</w:t>
+        <w:t>Directed "Samadhan 2026,</w:t>
+      </w:r>
+      <w:r>
+        <w:t>a national-level ideathon end-to-end  handling logistics, participant coordination, vendor management, and on-ground operations for 100+ attendees.</w:t>
       </w:r>
     </w:p>
     <w:p>
@@ -1085,10 +837,20 @@
         <w:spacing w:before="28" w:after="28"/>
       </w:pPr>
       <w:r>
-        <w:t xml:space="preserve">Derived account balance from a MySQL ledger </w:t>
-      </w:r>
-      <w:r>
-        <w:t>table (deposits minus withdrawals) to prevent data inconsistency; stored full transaction history separately for mini-statement queries.</w:t>
+        <w:t>Spearheaded partnerships with NGOs, including Ek Saath - The Earth Foundation, to source real-world problem statements and facilitate mentorship initiatives.</w:t>
+      </w:r>
+    </w:p>
+    <w:p>
+      <w:pPr>
+        <w:pStyle w:val="ListParagraph"/>
+        <w:numPr>
+          <w:ilvl w:val="0"/>
+          <w:numId w:val="2"/>
+        </w:numPr>
+        <w:spacing w:before="28" w:after="28"/>
+      </w:pPr>
+      <w:r>
+        <w:t>Directed a core organizing committee to conduct stakeholder interviews, delegate cross-functional tasks, and ensure seamless event execution.</w:t>
       </w:r>
     </w:p>
     <w:p>
@@ -1110,252 +872,7 @@
           <w:sz w:val="24"/>
           <w:szCs w:val="24"/>
         </w:rPr>
-        <w:t>TECHNICAL SKILLS</w:t>
-      </w:r>
-    </w:p>
-    <w:p>
-      <w:pPr>
-        <w:spacing w:before="48" w:after="28"/>
-      </w:pPr>
-      <w:r>
-        <w:rPr>
-          <w:b/>
-          <w:bCs/>
-        </w:rPr>
-        <w:t xml:space="preserve">Languages: </w:t>
-      </w:r>
-      <w:r>
-        <w:rPr>
-          <w:color w:val="444444"/>
-        </w:rPr>
-        <w:t>Python, Java, C, C++, JavaScript, TypeScript, Dart, SQL, HTML, CSS</w:t>
-      </w:r>
-    </w:p>
-    <w:p>
-      <w:pPr>
-        <w:spacing w:before="48" w:after="28"/>
-      </w:pPr>
-      <w:r>
-        <w:rPr>
-          <w:b/>
-          <w:bCs/>
-        </w:rPr>
-        <w:t xml:space="preserve">Frameworks &amp; Libraries: </w:t>
-      </w:r>
-      <w:r>
-        <w:rPr>
-          <w:color w:val="444444"/>
-        </w:rPr>
-        <w:t xml:space="preserve">Next.js, React.js, Django, Flutter, TensorFlow, Three.js, Leaflet, Tailwind CSS, </w:t>
-      </w:r>
-      <w:proofErr w:type="spellStart"/>
-      <w:r>
-        <w:rPr>
-          <w:color w:val="444444"/>
-        </w:rPr>
-        <w:t>Vite</w:t>
-      </w:r>
-      <w:proofErr w:type="spellEnd"/>
-    </w:p>
-    <w:p>
-      <w:pPr>
-        <w:spacing w:before="48" w:after="28"/>
-      </w:pPr>
-      <w:r>
-        <w:rPr>
-          <w:b/>
-          <w:bCs/>
-        </w:rPr>
-        <w:t xml:space="preserve">Databases &amp; Cloud: </w:t>
-      </w:r>
-      <w:proofErr w:type="spellStart"/>
-      <w:r>
-        <w:rPr>
-          <w:color w:val="444444"/>
-        </w:rPr>
-        <w:t>Supabase</w:t>
-      </w:r>
-      <w:proofErr w:type="spellEnd"/>
-      <w:r>
-        <w:rPr>
-          <w:color w:val="444444"/>
-        </w:rPr>
-        <w:t xml:space="preserve"> (PostgreSQL), Firebase </w:t>
-      </w:r>
-      <w:proofErr w:type="spellStart"/>
-      <w:r>
-        <w:rPr>
-          <w:color w:val="444444"/>
-        </w:rPr>
-        <w:t>Firestore</w:t>
-      </w:r>
-      <w:proofErr w:type="spellEnd"/>
-      <w:r>
-        <w:rPr>
-          <w:color w:val="444444"/>
-        </w:rPr>
-        <w:t xml:space="preserve">, MySQL, MongoDB, Redis, </w:t>
-      </w:r>
-      <w:proofErr w:type="spellStart"/>
-      <w:r>
-        <w:rPr>
-          <w:color w:val="444444"/>
-        </w:rPr>
-        <w:t>Vercel</w:t>
-      </w:r>
-      <w:proofErr w:type="spellEnd"/>
-    </w:p>
-    <w:p>
-      <w:pPr>
-        <w:spacing w:before="48" w:after="28"/>
-      </w:pPr>
-      <w:r>
-        <w:rPr>
-          <w:b/>
-          <w:bCs/>
-        </w:rPr>
-        <w:t xml:space="preserve">Tools &amp; Platforms: </w:t>
-      </w:r>
-      <w:r>
-        <w:rPr>
-          <w:color w:val="444444"/>
-        </w:rPr>
-        <w:t>Git, GitHub, Android Studio, REST APIs, Docker, Postman</w:t>
-      </w:r>
-    </w:p>
-    <w:p>
-      <w:pPr>
-        <w:spacing w:before="48" w:after="28"/>
-      </w:pPr>
-      <w:r>
-        <w:rPr>
-          <w:b/>
-          <w:bCs/>
-        </w:rPr>
-        <w:t xml:space="preserve">AI / ML: </w:t>
-      </w:r>
-      <w:r>
-        <w:rPr>
-          <w:color w:val="444444"/>
-        </w:rPr>
-        <w:t>Google Gemini 2.0 Flash, MobileNetV3 CNN (Transfer Learning), Heuristic Regression</w:t>
-      </w:r>
-    </w:p>
-    <w:p>
-      <w:pPr>
-        <w:spacing w:before="48" w:after="28"/>
-      </w:pPr>
-      <w:r>
-        <w:rPr>
-          <w:b/>
-          <w:bCs/>
-        </w:rPr>
-        <w:t xml:space="preserve">Soft Skills: </w:t>
-      </w:r>
-      <w:r>
-        <w:rPr>
-          <w:color w:val="444444"/>
-        </w:rPr>
-        <w:t>Leadership, Problem-Solving, Teamwork, Communication, Time Management, Event Organization</w:t>
-      </w:r>
-    </w:p>
-    <w:p>
-      <w:pPr>
-        <w:pBdr>
-          <w:bottom w:val="single" w:sz="8" w:space="2" w:color="1F4E79"/>
-        </w:pBdr>
-        <w:spacing w:before="180" w:after="70"/>
-        <w:rPr>
-          <w:rFonts w:ascii="Times New Roman" w:hAnsi="Times New Roman" w:cs="Times New Roman"/>
-        </w:rPr>
-      </w:pPr>
-      <w:r>
-        <w:rPr>
-          <w:rFonts w:ascii="Times New Roman" w:hAnsi="Times New Roman" w:cs="Times New Roman"/>
-          <w:b/>
-          <w:bCs/>
-          <w:color w:val="1F4E79"/>
-          <w:sz w:val="24"/>
-          <w:szCs w:val="24"/>
-        </w:rPr>
-        <w:t>LEADE</w:t>
-      </w:r>
-      <w:r>
-        <w:rPr>
-          <w:rFonts w:ascii="Times New Roman" w:hAnsi="Times New Roman" w:cs="Times New Roman"/>
-          <w:b/>
-          <w:bCs/>
-          <w:color w:val="1F4E79"/>
-          <w:sz w:val="24"/>
-          <w:szCs w:val="24"/>
-        </w:rPr>
-        <w:t>RSHIP &amp; EXTRACURRICULAR</w:t>
-      </w:r>
-    </w:p>
-    <w:p>
-      <w:pPr>
-        <w:tabs>
-          <w:tab w:val="right" w:pos="9360"/>
-        </w:tabs>
-        <w:spacing w:before="130" w:after="30"/>
-      </w:pPr>
-      <w:r>
-        <w:rPr>
-          <w:b/>
-          <w:bCs/>
-          <w:sz w:val="22"/>
-          <w:szCs w:val="22"/>
-        </w:rPr>
-        <w:t xml:space="preserve">Head of NSS (National Service </w:t>
-      </w:r>
-      <w:proofErr w:type="gramStart"/>
-      <w:r>
-        <w:rPr>
-          <w:b/>
-          <w:bCs/>
-          <w:sz w:val="22"/>
-          <w:szCs w:val="22"/>
-        </w:rPr>
-        <w:t>Scheme)</w:t>
-      </w:r>
-      <w:r>
-        <w:rPr>
-          <w:color w:val="444444"/>
-        </w:rPr>
-        <w:t xml:space="preserve">  —</w:t>
-      </w:r>
-      <w:proofErr w:type="gramEnd"/>
-      <w:r>
-        <w:rPr>
-          <w:color w:val="444444"/>
-        </w:rPr>
-        <w:t xml:space="preserve">  </w:t>
-      </w:r>
-      <w:r>
-        <w:rPr>
-          <w:i/>
-          <w:iCs/>
-          <w:color w:val="444444"/>
-        </w:rPr>
-        <w:t>St. Francis Institute of Technology</w:t>
-      </w:r>
-      <w:r>
-        <w:rPr>
-          <w:color w:val="444444"/>
-        </w:rPr>
-        <w:tab/>
-      </w:r>
-      <w:r>
-        <w:rPr>
-          <w:color w:val="444444"/>
-        </w:rPr>
-        <w:t xml:space="preserve">  </w:t>
-      </w:r>
-      <w:r>
-        <w:rPr>
-          <w:color w:val="444444"/>
-        </w:rPr>
-        <w:t>2025 – 2026</w:t>
+        <w:t>ACHIEVEMENTS &amp; CERTIFICATIONS</w:t>
       </w:r>
     </w:p>
     <w:p>
@@ -1368,82 +885,7 @@
         <w:spacing w:before="28" w:after="28"/>
       </w:pPr>
       <w:r>
-        <w:t>Spearheaded community service initiatives and coordinated a team of student volunteers across multiple social outreach programs and campus dri</w:t>
-      </w:r>
-      <w:r>
-        <w:t>ves.</w:t>
-      </w:r>
-    </w:p>
-    <w:p>
-      <w:pPr>
-        <w:tabs>
-          <w:tab w:val="right" w:pos="9360"/>
-        </w:tabs>
-        <w:spacing w:before="130" w:after="30"/>
-      </w:pPr>
-      <w:proofErr w:type="spellStart"/>
-      <w:r>
-        <w:rPr>
-          <w:b/>
-          <w:bCs/>
-          <w:sz w:val="22"/>
-          <w:szCs w:val="22"/>
-        </w:rPr>
-        <w:t>Ideathon</w:t>
-      </w:r>
-      <w:proofErr w:type="spellEnd"/>
-      <w:r>
-        <w:rPr>
-          <w:b/>
-          <w:bCs/>
-          <w:sz w:val="22"/>
-          <w:szCs w:val="22"/>
-        </w:rPr>
-        <w:t xml:space="preserve"> </w:t>
-      </w:r>
-      <w:proofErr w:type="gramStart"/>
-      <w:r>
-        <w:rPr>
-          <w:b/>
-          <w:bCs/>
-          <w:sz w:val="22"/>
-          <w:szCs w:val="22"/>
-        </w:rPr>
-        <w:t>Organizer</w:t>
-      </w:r>
-      <w:r>
-        <w:rPr>
-          <w:color w:val="444444"/>
-        </w:rPr>
-        <w:t xml:space="preserve">  —</w:t>
-      </w:r>
-      <w:proofErr w:type="gramEnd"/>
-      <w:r>
-        <w:rPr>
-          <w:color w:val="444444"/>
-        </w:rPr>
-        <w:t xml:space="preserve">  </w:t>
-      </w:r>
-      <w:r>
-        <w:rPr>
-          <w:i/>
-          <w:iCs/>
-          <w:color w:val="444444"/>
-        </w:rPr>
-        <w:t>St. Francis Institute of Technology</w:t>
-      </w:r>
-      <w:r>
-        <w:rPr>
-          <w:color w:val="444444"/>
-        </w:rPr>
-        <w:tab/>
-        <w:t>202</w:t>
-      </w:r>
-      <w:r>
-        <w:rPr>
-          <w:color w:val="444444"/>
-        </w:rPr>
-        <w:t>6</w:t>
+        <w:t>Participant — Colloquium '26, SFIT | IT for Smart Mobility track                                                          Apr 2026</w:t>
       </w:r>
     </w:p>
     <w:p>
@@ -1456,37 +898,19 @@
         <w:spacing w:before="28" w:after="28"/>
       </w:pPr>
       <w:r>
-        <w:t>Directed "</w:t>
-      </w:r>
-      <w:proofErr w:type="spellStart"/>
-      <w:r>
-        <w:t>Samadhan</w:t>
-      </w:r>
-      <w:proofErr w:type="spellEnd"/>
-      <w:r>
-        <w:t xml:space="preserve"> </w:t>
-      </w:r>
-      <w:proofErr w:type="gramStart"/>
-      <w:r>
-        <w:t>2026,</w:t>
-      </w:r>
-      <w:r>
-        <w:t>a</w:t>
-      </w:r>
-      <w:proofErr w:type="gramEnd"/>
-      <w:r>
-        <w:t xml:space="preserve"> national-level </w:t>
-      </w:r>
-      <w:proofErr w:type="spellStart"/>
-      <w:r>
-        <w:t>ideathon</w:t>
-      </w:r>
-      <w:proofErr w:type="spellEnd"/>
-      <w:r>
-        <w:t xml:space="preserve"> end-to-end </w:t>
-      </w:r>
-      <w:r>
-        <w:t xml:space="preserve"> handling logistics, participant coordination, vendor management, and on-ground operations for 100+ attendees.</w:t>
+        <w:t xml:space="preserve">2nd Prize (Runner-Up) — Colloquium '25, SFIT </w:t>
+      </w:r>
+      <w:r>
+        <w:br/>
+      </w:r>
+      <w:r>
+        <w:t>Project: HeritageGuide | IT for Good Governance track</w:t>
+      </w:r>
+      <w:r>
+        <w:t xml:space="preserve">                                                                       </w:t>
+      </w:r>
+      <w:r>
+        <w:t>Apr 2025</w:t>
       </w:r>
     </w:p>
     <w:p>
@@ -1499,15 +923,13 @@
         <w:spacing w:before="28" w:after="28"/>
       </w:pPr>
       <w:r>
-        <w:t xml:space="preserve">Spearheaded partnerships with NGOs, including Ek </w:t>
-      </w:r>
-      <w:proofErr w:type="spellStart"/>
-      <w:r>
-        <w:t>Saath</w:t>
-      </w:r>
-      <w:proofErr w:type="spellEnd"/>
-      <w:r>
-        <w:t xml:space="preserve"> - The Earth Foundation, to source real-world problem statements and facilitate mentorship initiatives.</w:t>
+        <w:t>Volunteer — Colloquium '25, Department of Information Technology, SFIT</w:t>
+      </w:r>
+      <w:r>
+        <w:t xml:space="preserve">                                       </w:t>
+      </w:r>
+      <w:r>
+        <w:t xml:space="preserve"> Apr 2025</w:t>
       </w:r>
     </w:p>
     <w:p>
@@ -1520,29 +942,13 @@
         <w:spacing w:before="28" w:after="28"/>
       </w:pPr>
       <w:r>
-        <w:t>Directed a core organizing committee to conduct stakeholder interviews, delegate cross-functional tasks, and ensure seamless event execution.</w:t>
-      </w:r>
-    </w:p>
-    <w:p>
-      <w:pPr>
-        <w:pBdr>
-          <w:bottom w:val="single" w:sz="8" w:space="2" w:color="1F4E79"/>
-        </w:pBdr>
-        <w:spacing w:before="180" w:after="70"/>
-        <w:rPr>
-          <w:rFonts w:ascii="Times New Roman" w:hAnsi="Times New Roman" w:cs="Times New Roman"/>
-        </w:rPr>
-      </w:pPr>
-      <w:r>
-        <w:rPr>
-          <w:rFonts w:ascii="Times New Roman" w:hAnsi="Times New Roman" w:cs="Times New Roman"/>
-          <w:b/>
-          <w:bCs/>
-          <w:color w:val="1F4E79"/>
-          <w:sz w:val="24"/>
-          <w:szCs w:val="24"/>
-        </w:rPr>
-        <w:t>ACHIEVEMENTS &amp; CERTIFICATIONS</w:t>
+        <w:t>AI Agent Builder Workshop — BotCampus AI (Certificate of Recognition)</w:t>
+      </w:r>
+      <w:r>
+        <w:t xml:space="preserve">                                         </w:t>
+      </w:r>
+      <w:r>
+        <w:t>Nov 2025</w:t>
       </w:r>
     </w:p>
     <w:p>
@@ -1555,13 +961,19 @@
         <w:spacing w:before="28" w:after="28"/>
       </w:pPr>
       <w:r>
-        <w:t>Participant — Colloquium '26, SFIT | IT for Smart Mobility track</w:t>
-      </w:r>
-      <w:r>
-        <w:t xml:space="preserve">                                                          </w:t>
-      </w:r>
-      <w:r>
-        <w:t>Apr 2026</w:t>
+        <w:t xml:space="preserve">Web Auth Intensive: From Basic to Advance Security — Devtown × Google Developer Groups </w:t>
+      </w:r>
+      <w:r>
+        <w:br/>
+      </w:r>
+      <w:r>
+        <w:t>VIT-AP &amp; Microsoft Student Chapter MSIT</w:t>
+      </w:r>
+      <w:r>
+        <w:t xml:space="preserve">                                                                                          </w:t>
+      </w:r>
+      <w:r>
+        <w:t>Oct 2025</w:t>
       </w:r>
     </w:p>
     <w:p>
@@ -1574,39 +986,19 @@
         <w:spacing w:before="28" w:after="28"/>
       </w:pPr>
       <w:r>
-        <w:t>2</w:t>
-      </w:r>
-      <w:r>
-        <w:t xml:space="preserve">nd Prize (Runner-Up) — Colloquium '25, SFIT </w:t>
+        <w:t xml:space="preserve">NoSQL Ninjas: MongoDB Edition — Devtown × Google Developer Groups VIT-AP &amp; Microsoft </w:t>
       </w:r>
       <w:r>
         <w:br/>
       </w:r>
       <w:r>
-        <w:t>Project: H</w:t>
-      </w:r>
-      <w:proofErr w:type="spellStart"/>
-      <w:r>
-        <w:t>eritageGui</w:t>
-      </w:r>
-      <w:r>
-        <w:t>de</w:t>
-      </w:r>
-      <w:proofErr w:type="spellEnd"/>
-      <w:r>
-        <w:t xml:space="preserve"> | IT for Good Governance</w:t>
-      </w:r>
-      <w:r>
-        <w:t xml:space="preserve"> </w:t>
-      </w:r>
-      <w:r>
-        <w:t>track</w:t>
-      </w:r>
-      <w:r>
-        <w:t xml:space="preserve">                                                                       </w:t>
-      </w:r>
-      <w:r>
-        <w:t>Apr 2025</w:t>
+        <w:t>Student Chapter MSIT</w:t>
+      </w:r>
+      <w:r>
+        <w:t xml:space="preserve">                                                                                                                         </w:t>
+      </w:r>
+      <w:r>
+        <w:t>Sep 2025</w:t>
       </w:r>
     </w:p>
     <w:p>
@@ -1619,138 +1011,7 @@
         <w:spacing w:before="28" w:after="28"/>
       </w:pPr>
       <w:r>
-        <w:t>Volunteer — Colloquium '25, Department of Information Technology, SFIT</w:t>
-      </w:r>
-      <w:r>
-        <w:t xml:space="preserve">                                       </w:t>
-      </w:r>
-      <w:r>
-        <w:t xml:space="preserve"> Apr 2025</w:t>
-      </w:r>
-    </w:p>
-    <w:p>
-      <w:pPr>
-        <w:pStyle w:val="ListParagraph"/>
-        <w:numPr>
-          <w:ilvl w:val="0"/>
-          <w:numId w:val="2"/>
-        </w:numPr>
-        <w:spacing w:before="28" w:after="28"/>
-      </w:pPr>
-      <w:r>
-        <w:t xml:space="preserve">AI Agent Builder Workshop — </w:t>
-      </w:r>
-      <w:proofErr w:type="spellStart"/>
-      <w:r>
-        <w:t>BotCampus</w:t>
-      </w:r>
-      <w:proofErr w:type="spellEnd"/>
-      <w:r>
-        <w:t xml:space="preserve"> AI (Certificate of </w:t>
-      </w:r>
-      <w:proofErr w:type="gramStart"/>
-      <w:r>
-        <w:t>Recognition)</w:t>
-      </w:r>
-      <w:r>
-        <w:t xml:space="preserve">   </w:t>
-      </w:r>
-      <w:proofErr w:type="gramEnd"/>
-      <w:r>
-        <w:t xml:space="preserve">                                      </w:t>
-      </w:r>
-      <w:r>
-        <w:t>Nov 2025</w:t>
-      </w:r>
-    </w:p>
-    <w:p>
-      <w:pPr>
-        <w:pStyle w:val="ListParagraph"/>
-        <w:numPr>
-          <w:ilvl w:val="0"/>
-          <w:numId w:val="2"/>
-        </w:numPr>
-        <w:spacing w:before="28" w:after="28"/>
-      </w:pPr>
-      <w:r>
-        <w:t xml:space="preserve">Web Auth Intensive: From Basic to Advance Security — </w:t>
-      </w:r>
-      <w:proofErr w:type="spellStart"/>
-      <w:r>
-        <w:t>Devtown</w:t>
-      </w:r>
-      <w:proofErr w:type="spellEnd"/>
-      <w:r>
-        <w:t xml:space="preserve"> × Google Developer Groups </w:t>
-      </w:r>
-      <w:r>
-        <w:br/>
-      </w:r>
-      <w:r>
-        <w:t>VIT-AP &amp; Micro</w:t>
-      </w:r>
-      <w:r>
-        <w:t>soft Student Chapter MSIT</w:t>
-      </w:r>
-      <w:r>
-        <w:t xml:space="preserve">                                                                                          </w:t>
-      </w:r>
-      <w:r>
-        <w:t>Oct 2025</w:t>
-      </w:r>
-    </w:p>
-    <w:p>
-      <w:pPr>
-        <w:pStyle w:val="ListParagraph"/>
-        <w:numPr>
-          <w:ilvl w:val="0"/>
-          <w:numId w:val="2"/>
-        </w:numPr>
-        <w:spacing w:before="28" w:after="28"/>
-      </w:pPr>
-      <w:r>
-        <w:t xml:space="preserve">NoSQL Ninjas: MongoDB Edition — </w:t>
-      </w:r>
-      <w:proofErr w:type="spellStart"/>
-      <w:r>
-        <w:t>Devtown</w:t>
-      </w:r>
-      <w:proofErr w:type="spellEnd"/>
-      <w:r>
-        <w:t xml:space="preserve"> × Google Developer Groups VIT-AP &amp; Microsoft </w:t>
-      </w:r>
-      <w:r>
-        <w:br/>
-      </w:r>
-      <w:r>
-        <w:t>Student Chapter MSIT</w:t>
-      </w:r>
-      <w:r>
-        <w:t xml:space="preserve">                                                                                                                         </w:t>
-      </w:r>
-      <w:r>
-        <w:t>Sep 2025</w:t>
-      </w:r>
-    </w:p>
-    <w:p>
-      <w:pPr>
-        <w:pStyle w:val="ListParagraph"/>
-        <w:numPr>
-          <w:ilvl w:val="0"/>
-          <w:numId w:val="2"/>
-        </w:numPr>
-        <w:spacing w:before="28" w:after="28"/>
-      </w:pPr>
-      <w:r>
-        <w:t xml:space="preserve">Participation — </w:t>
-      </w:r>
-      <w:proofErr w:type="spellStart"/>
-      <w:r>
-        <w:t>Prayas</w:t>
-      </w:r>
-      <w:proofErr w:type="spellEnd"/>
-      <w:r>
-        <w:t xml:space="preserve"> Project Exhibition, SFIT</w:t>
+        <w:t>Participation — Prayas Project Exhibition, SFIT</w:t>
       </w:r>
       <w:r>
         <w:t xml:space="preserve">                                                                                         </w:t>
